--- a/templates/contracts/backup/spec_foundation_install.docx
+++ b/templates/contracts/backup/spec_foundation_install.docx
@@ -909,6 +909,7 @@
         </w:tabs>
         <w:pageBreakBefore w:val="1"/>
         <w:keepWithNext w:val="1"/>
+        <w:keepNext w:val="1"/>
       </w:pPr>
       <w:r>
         <w:rPr>
@@ -926,6 +927,7 @@
           <w:b/>
         </w:rPr>
         <w:keepWithNext w:val="1"/>
+        <w:keepNext w:val="1"/>
       </w:pPr>
     </w:p>
     <w:tbl>
@@ -969,6 +971,7 @@
                 <w:b/>
               </w:rPr>
               <w:keepWithNext w:val="1"/>
+              <w:keepNext w:val="1"/>
             </w:pPr>
             <w:r>
               <w:rPr>
@@ -996,6 +999,7 @@
                 <w:b/>
               </w:rPr>
               <w:keepWithNext w:val="1"/>
+              <w:keepNext w:val="1"/>
             </w:pPr>
             <w:r>
               <w:rPr>
@@ -1031,6 +1035,7 @@
                 <w:szCs w:val="24"/>
               </w:rPr>
               <w:keepWithNext w:val="1"/>
+              <w:keepNext w:val="1"/>
             </w:pPr>
             <w:r>
               <w:rPr>
@@ -1063,6 +1068,7 @@
           <w:p>
             <w:pPr>
               <w:jc w:val="center"/>
+              <w:keepNext w:val="1"/>
             </w:pPr>
             <w:r>
               <w:t>1.</w:t>
@@ -1093,6 +1099,7 @@
                 <w:sz w:val="24"/>
                 <w:szCs w:val="24"/>
               </w:rPr>
+              <w:keepNext w:val="1"/>
             </w:pPr>
             <w:r>
               <w:rPr>
@@ -1123,6 +1130,7 @@
               <w:rPr>
                 <w:lang w:val="en-US"/>
               </w:rPr>
+              <w:keepNext w:val="1"/>
             </w:pPr>
             <w:r>
               <w:t>{{СПЕЦ_МАКС_НАГРУЗКА}}</w:t>
@@ -1148,6 +1156,7 @@
           <w:p>
             <w:pPr>
               <w:jc w:val="center"/>
+              <w:keepNext w:val="1"/>
             </w:pPr>
             <w:r>
               <w:t>2.</w:t>
@@ -1165,6 +1174,9 @@
             </w:tcBorders>
           </w:tcPr>
           <w:p>
+            <w:pPr>
+              <w:keepNext w:val="1"/>
+            </w:pPr>
             <w:r>
               <w:t>Наибольшая нагрузка на ось, т</w:t>
             </w:r>
@@ -1184,6 +1196,7 @@
           <w:p>
             <w:pPr>
               <w:jc w:val="center"/>
+              <w:keepNext w:val="1"/>
             </w:pPr>
             <w:r>
               <w:t>11</w:t>
@@ -1209,6 +1222,7 @@
           <w:p>
             <w:pPr>
               <w:jc w:val="center"/>
+              <w:keepNext w:val="1"/>
             </w:pPr>
             <w:r>
               <w:t>3.</w:t>
@@ -1226,6 +1240,9 @@
             </w:tcBorders>
           </w:tcPr>
           <w:p>
+            <w:pPr>
+              <w:keepNext w:val="1"/>
+            </w:pPr>
             <w:r>
               <w:t>Расстояние от платформы весов до весового терминала, м</w:t>
             </w:r>
@@ -1245,6 +1262,7 @@
           <w:p>
             <w:pPr>
               <w:jc w:val="center"/>
+              <w:keepNext w:val="1"/>
             </w:pPr>
             <w:r>
               <w:t>не более 50 м</w:t>
@@ -1270,6 +1288,7 @@
           <w:p>
             <w:pPr>
               <w:jc w:val="center"/>
+              <w:keepNext w:val="1"/>
             </w:pPr>
             <w:r>
               <w:t>4.</w:t>
@@ -1287,16 +1306,25 @@
             </w:tcBorders>
           </w:tcPr>
           <w:p>
+            <w:pPr>
+              <w:keepNext w:val="1"/>
+            </w:pPr>
             <w:r>
               <w:t>Требуемая дискретность отсчета или цена поверочного деления при эксплуатации, кг:</w:t>
             </w:r>
           </w:p>
           <w:p>
+            <w:pPr>
+              <w:keepNext w:val="1"/>
+            </w:pPr>
             <w:r>
               <w:t>- от 0 до 30т</w:t>
             </w:r>
           </w:p>
           <w:p>
+            <w:pPr>
+              <w:keepNext w:val="1"/>
+            </w:pPr>
             <w:r>
               <w:t>- от 30 до 60 т</w:t>
             </w:r>
@@ -1316,16 +1344,19 @@
           <w:p>
             <w:pPr>
               <w:jc w:val="center"/>
+              <w:keepNext w:val="1"/>
             </w:pPr>
           </w:p>
           <w:p>
             <w:pPr>
               <w:jc w:val="center"/>
+              <w:keepNext w:val="1"/>
             </w:pPr>
           </w:p>
           <w:p>
             <w:pPr>
               <w:jc w:val="center"/>
+              <w:keepNext w:val="1"/>
             </w:pPr>
             <w:r>
               <w:t>20</w:t>
@@ -1334,6 +1365,7 @@
           <w:p>
             <w:pPr>
               <w:jc w:val="center"/>
+              <w:keepNext w:val="1"/>
             </w:pPr>
             <w:r>
               <w:t>50</w:t>
@@ -1359,6 +1391,7 @@
           <w:p>
             <w:pPr>
               <w:jc w:val="center"/>
+              <w:keepNext w:val="1"/>
             </w:pPr>
             <w:r>
               <w:t>5.</w:t>
@@ -1377,6 +1410,9 @@
             <w:vAlign w:val="center"/>
           </w:tcPr>
           <w:p>
+            <w:pPr>
+              <w:keepNext w:val="1"/>
+            </w:pPr>
             <w:r>
               <w:t xml:space="preserve">Габаритные размеры грузоприемной платформы, м </w:t>
             </w:r>
@@ -1396,6 +1432,7 @@
           <w:p>
             <w:pPr>
               <w:jc w:val="center"/>
+              <w:keepNext w:val="1"/>
             </w:pPr>
             <w:r>
               <w:t>18×3</w:t>
@@ -1421,6 +1458,7 @@
           <w:p>
             <w:pPr>
               <w:jc w:val="center"/>
+              <w:keepNext w:val="1"/>
             </w:pPr>
             <w:r>
               <w:t>6.</w:t>
@@ -1438,6 +1476,9 @@
             </w:tcBorders>
           </w:tcPr>
           <w:p>
+            <w:pPr>
+              <w:keepNext w:val="1"/>
+            </w:pPr>
             <w:r>
               <w:t>Температурный диапазон условий эксплуатации весов, °С</w:t>
             </w:r>
@@ -1456,6 +1497,7 @@
           <w:p>
             <w:pPr>
               <w:jc w:val="center"/>
+              <w:keepNext w:val="1"/>
             </w:pPr>
             <w:r>
               <w:t>От -30 до +40</w:t>
@@ -1481,6 +1523,7 @@
           <w:p>
             <w:pPr>
               <w:jc w:val="center"/>
+              <w:keepNext w:val="1"/>
             </w:pPr>
             <w:r>
               <w:t>7.</w:t>
@@ -1498,6 +1541,9 @@
             </w:tcBorders>
           </w:tcPr>
           <w:p>
+            <w:pPr>
+              <w:keepNext w:val="1"/>
+            </w:pPr>
             <w:r>
               <w:t>Канал внешней связи</w:t>
             </w:r>
@@ -1516,6 +1562,7 @@
           <w:p>
             <w:pPr>
               <w:jc w:val="center"/>
+              <w:keepNext w:val="1"/>
             </w:pPr>
             <w:r>
               <w:rPr>
@@ -1547,6 +1594,7 @@
           <w:p>
             <w:pPr>
               <w:jc w:val="center"/>
+              <w:keepNext w:val="1"/>
             </w:pPr>
             <w:r>
               <w:t>8.</w:t>
@@ -1564,6 +1612,9 @@
             </w:tcBorders>
           </w:tcPr>
           <w:p>
+            <w:pPr>
+              <w:keepNext w:val="1"/>
+            </w:pPr>
             <w:r>
               <w:t>Электропитание, В</w:t>
             </w:r>
@@ -1582,6 +1633,7 @@
           <w:p>
             <w:pPr>
               <w:jc w:val="center"/>
+              <w:keepNext w:val="1"/>
             </w:pPr>
             <w:r>
               <w:sym w:font="Symbol" w:char="F0BB"/>
@@ -1610,6 +1662,7 @@
           <w:p>
             <w:pPr>
               <w:jc w:val="center"/>
+              <w:keepNext w:val="1"/>
             </w:pPr>
             <w:r>
               <w:t>9.</w:t>
@@ -1628,6 +1681,9 @@
             <w:vAlign w:val="center"/>
           </w:tcPr>
           <w:p>
+            <w:pPr>
+              <w:keepNext w:val="1"/>
+            </w:pPr>
             <w:r>
               <w:t>Потребляемая мощность, не более, Вт</w:t>
             </w:r>
@@ -1647,6 +1703,7 @@
           <w:p>
             <w:pPr>
               <w:jc w:val="center"/>
+              <w:keepNext w:val="1"/>
             </w:pPr>
             <w:r>
               <w:t>15</w:t>
@@ -1673,6 +1730,7 @@
           <w:p>
             <w:pPr>
               <w:jc w:val="center"/>
+              <w:keepNext w:val="1"/>
             </w:pPr>
             <w:r>
               <w:t>10.</w:t>
@@ -1694,6 +1752,7 @@
           <w:p>
             <w:pPr>
               <w:jc w:val="both"/>
+              <w:keepNext w:val="1"/>
             </w:pPr>
             <w:r>
               <w:t>Весы автомобильные ВЕСТА выпускаются ООО «ТПК «Тензосила»» по                               ГОСТ OIML R-76-1-2011. Тип весов утвержден и внесен в Госреестр средств измерений РФ под № 78871-20</w:t>
@@ -1707,6 +1766,7 @@
         <w:rPr>
           <w:b/>
         </w:rPr>
+        <w:keepNext w:val="1"/>
       </w:pPr>
     </w:p>
     <w:p>
@@ -1714,6 +1774,7 @@
         <w:rPr>
           <w:b/>
         </w:rPr>
+        <w:keepNext w:val="1"/>
       </w:pPr>
       <w:r>
         <w:rPr>
@@ -1727,6 +1788,7 @@
         <w:rPr>
           <w:b/>
         </w:rPr>
+        <w:keepNext w:val="1"/>
       </w:pPr>
     </w:p>
     <w:p>
@@ -1740,6 +1802,7 @@
           <w:bCs/>
         </w:rPr>
         <w:keepWithNext w:val="1"/>
+        <w:keepNext w:val="1"/>
       </w:pPr>
       <w:r>
         <w:rPr>
@@ -1755,6 +1818,7 @@
           <w:b/>
         </w:rPr>
         <w:keepWithNext w:val="1"/>
+        <w:keepNext w:val="1"/>
       </w:pPr>
     </w:p>
     <w:tbl>
@@ -1800,6 +1864,7 @@
             <w:pPr>
               <w:jc w:val="center"/>
               <w:keepWithNext w:val="1"/>
+              <w:keepNext w:val="1"/>
             </w:pPr>
             <w:r>
               <w:rPr>
@@ -1827,6 +1892,7 @@
             <w:pPr>
               <w:jc w:val="center"/>
               <w:keepWithNext w:val="1"/>
+              <w:keepNext w:val="1"/>
             </w:pPr>
             <w:r>
               <w:rPr>
@@ -1857,6 +1923,7 @@
             <w:pPr>
               <w:jc w:val="center"/>
               <w:keepWithNext w:val="1"/>
+              <w:keepNext w:val="1"/>
             </w:pPr>
             <w:r>
               <w:t>Модульная грузоприемная платформа сплошного типа, шт.</w:t>
@@ -1880,6 +1947,7 @@
             <w:pPr>
               <w:jc w:val="center"/>
               <w:keepWithNext w:val="1"/>
+              <w:keepNext w:val="1"/>
             </w:pPr>
             <w:r>
               <w:t>1</w:t>
@@ -1907,6 +1975,7 @@
             <w:pPr>
               <w:jc w:val="center"/>
               <w:keepWithNext w:val="1"/>
+              <w:keepNext w:val="1"/>
             </w:pPr>
             <w:r>
               <w:t xml:space="preserve">Датчик весоизмерительный цифровой </w:t>
@@ -1939,6 +2008,7 @@
             <w:pPr>
               <w:jc w:val="center"/>
               <w:keepWithNext w:val="1"/>
+              <w:keepNext w:val="1"/>
             </w:pPr>
             <w:r>
               <w:t>8</w:t>
@@ -1966,6 +2036,7 @@
             <w:pPr>
               <w:jc w:val="center"/>
               <w:keepWithNext w:val="1"/>
+              <w:keepNext w:val="1"/>
             </w:pPr>
             <w:r>
               <w:t>Терминал весовой цифровой ТИТАН 3ЦС, шт.</w:t>
@@ -1989,6 +2060,7 @@
             <w:pPr>
               <w:jc w:val="center"/>
               <w:keepWithNext w:val="1"/>
+              <w:keepNext w:val="1"/>
             </w:pPr>
             <w:r>
               <w:t>1</w:t>
@@ -2016,6 +2088,7 @@
             <w:pPr>
               <w:jc w:val="center"/>
               <w:keepWithNext w:val="1"/>
+              <w:keepNext w:val="1"/>
             </w:pPr>
             <w:r>
               <w:t>Коробка соединительная КБТ-8-Ц, шт.</w:t>
@@ -2039,6 +2112,7 @@
             <w:pPr>
               <w:jc w:val="center"/>
               <w:keepWithNext w:val="1"/>
+              <w:keepNext w:val="1"/>
             </w:pPr>
             <w:r>
               <w:t>1</w:t>
@@ -2066,6 +2140,7 @@
             <w:pPr>
               <w:jc w:val="center"/>
               <w:keepWithNext w:val="1"/>
+              <w:keepNext w:val="1"/>
             </w:pPr>
             <w:r>
               <w:t xml:space="preserve">Металлорукав в ПВХ-изоляции, компл.  </w:t>
@@ -2089,6 +2164,7 @@
             <w:pPr>
               <w:jc w:val="center"/>
               <w:keepWithNext w:val="1"/>
+              <w:keepNext w:val="1"/>
             </w:pPr>
             <w:r>
               <w:t>1</w:t>
@@ -2116,6 +2192,7 @@
             <w:pPr>
               <w:jc w:val="center"/>
               <w:keepWithNext w:val="1"/>
+              <w:keepNext w:val="1"/>
             </w:pPr>
             <w:r>
               <w:t>Кабель сигнальный, м</w:t>
@@ -2139,6 +2216,7 @@
             <w:pPr>
               <w:jc w:val="center"/>
               <w:keepWithNext w:val="1"/>
+              <w:keepNext w:val="1"/>
             </w:pPr>
             <w:r>
               <w:t>20</w:t>
@@ -2164,6 +2242,9 @@
             <w:vAlign w:val="center"/>
           </w:tcPr>
           <w:p>
+            <w:pPr>
+              <w:keepNext w:val="1"/>
+            </w:pPr>
             <w:r>
               <w:t>Комплект документации: паспорт/РЭ на весы, паспорт/РЭ на терминал</w:t>
             </w:r>
@@ -2185,6 +2266,7 @@
           <w:p>
             <w:pPr>
               <w:jc w:val="center"/>
+              <w:keepNext w:val="1"/>
             </w:pPr>
             <w:r>
               <w:t>1</w:t>
@@ -2193,7 +2275,11 @@
         </w:tc>
       </w:tr>
     </w:tbl>
-    <w:p/>
+    <w:p>
+      <w:pPr>
+        <w:keepNext w:val="1"/>
+      </w:pPr>
+    </w:p>
     <w:tbl>
       <w:tblPr>
         <w:tblpPr w:leftFromText="180" w:rightFromText="180" w:vertAnchor="text" w:horzAnchor="margin" w:tblpXSpec="center" w:tblpY="706"/>
@@ -2208,6 +2294,7 @@
       <w:tr>
         <w:trPr>
           <w:trHeight w:val="2025"/>
+          <w:cantSplit w:val="1"/>
         </w:trPr>
         <w:tc>
           <w:tcPr>
@@ -2616,7 +2703,7 @@
                           </w:p>
                           <w:p>
                             <w:r>
-                              <w:t>____________ {{ЗАКАЗЧИК_ДИРЕКТОР_ФИО_КРАТКОЕ}}</w:t>
+                              <w:t>____________ {{ЗАКАЗЧИК_ДИРЕКТОР_ИНИЦИАЛЫ}}</w:t>
                             </w:r>
                           </w:p>
                         </w:txbxContent>
@@ -2652,7 +2739,7 @@
                     </w:p>
                     <w:p>
                       <w:r>
-                        <w:t>____________ {{ЗАКАЗЧИК_ДИРЕКТОР_ФИО_КРАТКОЕ}}</w:t>
+                        <w:t>____________ {{ЗАКАЗЧИК_ДИРЕКТОР_ИНИЦИАЛЫ}}</w:t>
                       </w:r>
                     </w:p>
                   </w:txbxContent>

--- a/templates/contracts/backup/spec_foundation_install.docx
+++ b/templates/contracts/backup/spec_foundation_install.docx
@@ -86,7 +86,7 @@
           <w:b/>
           <w:bCs/>
         </w:rPr>
-        <w:t>{{ЗАКАЗЧИК_КРАТКОЕ_НАИМЕНОВАНИЕ}}</w:t>
+        <w:t>{{ЗАКАЗЧИК_ПОЛНОЕ_НАИМЕНОВАНИЕ}}</w:t>
       </w:r>
       <w:r>
         <w:rPr>
@@ -95,7 +95,7 @@
         <w:t>,</w:t>
       </w:r>
       <w:r>
-        <w:t xml:space="preserve"> именуемое в дальнейшем «Заказчик», в лице {{ЗАКАЗЧИК_ДИРЕКТОР_ДОЛЖНОСТЬ_РП}} {{ЗАКАЗЧИК_ДИРЕКТОР_ФИО_РП}}, действующего на основании {{ЗАКАЗЧИК_ОСНОВАНИЕ}}, с другой стороны, именуемые совместно «Стороны», подписали настоящую Спецификацию:</w:t>
+        <w:t xml:space="preserve"> именуемое в дальнейшем «Заказчик», в лице {{ЗАКАЗЧИК_ДИРЕКТОР_ДОЛЖНОСТЬ_РП}} {{ЗАКАЗЧИК_ДИРЕКТОР_ФИО_РП}}, {{ДИРЕКТОР_ПРИЧАСТИЕ}} на основании {{ЗАКАЗЧИК_ОСНОВАНИЕ}}, с другой стороны, именуемые совместно «Стороны», подписали настоящую Спецификацию:</w:t>
       </w:r>
     </w:p>
     <w:p>
@@ -1771,28 +1771,6 @@
     </w:p>
     <w:p>
       <w:pPr>
-        <w:rPr>
-          <w:b/>
-        </w:rPr>
-        <w:keepNext w:val="1"/>
-      </w:pPr>
-      <w:r>
-        <w:rPr>
-          <w:b/>
-        </w:rPr>
-        <w:br w:type="page"/>
-      </w:r>
-    </w:p>
-    <w:p>
-      <w:pPr>
-        <w:rPr>
-          <w:b/>
-        </w:rPr>
-        <w:keepNext w:val="1"/>
-      </w:pPr>
-    </w:p>
-    <w:p>
-      <w:pPr>
         <w:pStyle w:val="af3"/>
         <w:numPr>
           <w:ilvl w:val="0"/>
@@ -2458,7 +2436,7 @@
               <w:rPr>
                 <w:bCs/>
               </w:rPr>
-              <w:t>{{ЗАКАЗЧИК_КРАТКОЕ_НАИМЕНОВАНИЕ}}</w:t>
+              <w:t>{{ЗАКАЗЧИК_ПОЛНОЕ_НАИМЕНОВАНИЕ}}</w:t>
             </w:r>
           </w:p>
           <w:p>
